--- a/assets/docs/Cullen_Zoe_CV 202610.docx
+++ b/assets/docs/Cullen_Zoe_CV 202610.docx
@@ -4048,23 +4048,7 @@
           <w:sz w:val="22"/>
           <w:szCs w:val="22"/>
         </w:rPr>
-        <w:t>The Screen Writers Guild (</w:t>
-      </w:r>
-      <w:r>
-        <w:rPr>
-          <w:rFonts w:asciiTheme="minorHAnsi" w:hAnsiTheme="minorHAnsi" w:cstheme="minorBidi"/>
-          <w:sz w:val="22"/>
-          <w:szCs w:val="22"/>
-        </w:rPr>
-        <w:t>B</w:t>
-      </w:r>
-      <w:r>
-        <w:rPr>
-          <w:rFonts w:asciiTheme="minorHAnsi" w:hAnsiTheme="minorHAnsi" w:cstheme="minorBidi"/>
-          <w:sz w:val="22"/>
-          <w:szCs w:val="22"/>
-        </w:rPr>
-        <w:t>): A Union for Credit</w:t>
+        <w:t>The Screen Writers Guild (B): A Union for Credit</w:t>
       </w:r>
       <w:r>
         <w:rPr>
@@ -10118,7 +10102,12 @@
 </file>
 
 <file path=customXml/item2.xml><?xml version="1.0" encoding="utf-8"?>
-<b:Sources xmlns:b="http://schemas.openxmlformats.org/officeDocument/2006/bibliography" xmlns="http://schemas.openxmlformats.org/officeDocument/2006/bibliography" SelectedStyle="\APA.XSL" StyleName="APA"/>
+<?mso-contentType ?>
+<FormTemplates xmlns="http://schemas.microsoft.com/sharepoint/v3/contenttype/forms">
+  <Display>DocumentLibraryForm</Display>
+  <Edit>DocumentLibraryForm</Edit>
+  <New>DocumentLibraryForm</New>
+</FormTemplates>
 </file>
 
 <file path=customXml/item3.xml><?xml version="1.0" encoding="utf-8"?>
@@ -10130,12 +10119,7 @@
 </file>
 
 <file path=customXml/item4.xml><?xml version="1.0" encoding="utf-8"?>
-<?mso-contentType ?>
-<FormTemplates xmlns="http://schemas.microsoft.com/sharepoint/v3/contenttype/forms">
-  <Display>DocumentLibraryForm</Display>
-  <Edit>DocumentLibraryForm</Edit>
-  <New>DocumentLibraryForm</New>
-</FormTemplates>
+<b:Sources xmlns:b="http://schemas.openxmlformats.org/officeDocument/2006/bibliography" xmlns="http://schemas.openxmlformats.org/officeDocument/2006/bibliography" SelectedStyle="\APA.XSL" StyleName="APA"/>
 </file>
 
 <file path=customXml/itemProps1.xml><?xml version="1.0" encoding="utf-8"?>
@@ -10158,9 +10142,9 @@
 </file>
 
 <file path=customXml/itemProps2.xml><?xml version="1.0" encoding="utf-8"?>
-<ds:datastoreItem xmlns:ds="http://schemas.openxmlformats.org/officeDocument/2006/customXml" ds:itemID="{12844B03-A2C3-4806-B55B-ABFD6FAB4DF2}">
+<ds:datastoreItem xmlns:ds="http://schemas.openxmlformats.org/officeDocument/2006/customXml" ds:itemID="{1289A8B1-6E9A-4135-8F21-DE7DAD867438}">
   <ds:schemaRefs>
-    <ds:schemaRef ds:uri="http://schemas.openxmlformats.org/officeDocument/2006/bibliography"/>
+    <ds:schemaRef ds:uri="http://schemas.microsoft.com/sharepoint/v3/contenttype/forms"/>
   </ds:schemaRefs>
 </ds:datastoreItem>
 </file>
@@ -10176,9 +10160,9 @@
 </file>
 
 <file path=customXml/itemProps4.xml><?xml version="1.0" encoding="utf-8"?>
-<ds:datastoreItem xmlns:ds="http://schemas.openxmlformats.org/officeDocument/2006/customXml" ds:itemID="{1289A8B1-6E9A-4135-8F21-DE7DAD867438}">
+<ds:datastoreItem xmlns:ds="http://schemas.openxmlformats.org/officeDocument/2006/customXml" ds:itemID="{12844B03-A2C3-4806-B55B-ABFD6FAB4DF2}">
   <ds:schemaRefs>
-    <ds:schemaRef ds:uri="http://schemas.microsoft.com/sharepoint/v3/contenttype/forms"/>
+    <ds:schemaRef ds:uri="http://schemas.openxmlformats.org/officeDocument/2006/bibliography"/>
   </ds:schemaRefs>
 </ds:datastoreItem>
 </file>